--- a/4/3d_modeling/kr1/kr.docx
+++ b/4/3d_modeling/kr1/kr.docx
@@ -1532,9 +1532,9 @@
         </w:rPr>
         <w:lastRenderedPageBreak/>
         <w:drawing>
-          <wp:inline distT="0" distB="0" distL="0" distR="0" wp14:anchorId="3E82682D" wp14:editId="2BE3534D">
-            <wp:extent cx="1733333" cy="1752381"/>
-            <wp:effectExtent l="0" t="0" r="635" b="635"/>
+          <wp:inline distT="0" distB="0" distL="0" distR="0" wp14:anchorId="3E82682D" wp14:editId="4E62C364">
+            <wp:extent cx="2063302" cy="2085975"/>
+            <wp:effectExtent l="0" t="0" r="0" b="0"/>
             <wp:docPr id="17" name="Рисунок 17"/>
             <wp:cNvGraphicFramePr>
               <a:graphicFrameLocks xmlns:a="http://schemas.openxmlformats.org/drawingml/2006/main" noChangeAspect="1"/>
@@ -1555,7 +1555,7 @@
                   <pic:spPr>
                     <a:xfrm>
                       <a:off x="0" y="0"/>
-                      <a:ext cx="1733333" cy="1752381"/>
+                      <a:ext cx="2069551" cy="2092292"/>
                     </a:xfrm>
                     <a:prstGeom prst="rect">
                       <a:avLst/>
@@ -1618,9 +1618,9 @@
           <w:noProof/>
         </w:rPr>
         <w:drawing>
-          <wp:inline distT="0" distB="0" distL="0" distR="0" wp14:anchorId="2245E209" wp14:editId="6DFD465D">
-            <wp:extent cx="1628571" cy="780952"/>
-            <wp:effectExtent l="0" t="0" r="0" b="635"/>
+          <wp:inline distT="0" distB="0" distL="0" distR="0" wp14:anchorId="2245E209" wp14:editId="68C815D3">
+            <wp:extent cx="2443163" cy="1171575"/>
+            <wp:effectExtent l="0" t="0" r="0" b="0"/>
             <wp:docPr id="18" name="Рисунок 18"/>
             <wp:cNvGraphicFramePr>
               <a:graphicFrameLocks xmlns:a="http://schemas.openxmlformats.org/drawingml/2006/main" noChangeAspect="1"/>
@@ -1641,7 +1641,7 @@
                   <pic:spPr>
                     <a:xfrm>
                       <a:off x="0" y="0"/>
-                      <a:ext cx="1628571" cy="780952"/>
+                      <a:ext cx="2447948" cy="1173869"/>
                     </a:xfrm>
                     <a:prstGeom prst="rect">
                       <a:avLst/>
@@ -1707,9 +1707,9 @@
           <w:noProof/>
         </w:rPr>
         <w:drawing>
-          <wp:inline distT="0" distB="0" distL="0" distR="0" wp14:anchorId="191873F6" wp14:editId="22A997FA">
-            <wp:extent cx="1696490" cy="2047164"/>
-            <wp:effectExtent l="0" t="0" r="0" b="0"/>
+          <wp:inline distT="0" distB="0" distL="0" distR="0" wp14:anchorId="191873F6" wp14:editId="6808C77E">
+            <wp:extent cx="2068067" cy="2495550"/>
+            <wp:effectExtent l="0" t="0" r="8890" b="0"/>
             <wp:docPr id="19" name="Рисунок 19"/>
             <wp:cNvGraphicFramePr>
               <a:graphicFrameLocks xmlns:a="http://schemas.openxmlformats.org/drawingml/2006/main" noChangeAspect="1"/>
@@ -1730,7 +1730,7 @@
                   <pic:spPr>
                     <a:xfrm>
                       <a:off x="0" y="0"/>
-                      <a:ext cx="1715951" cy="2070647"/>
+                      <a:ext cx="2097896" cy="2531545"/>
                     </a:xfrm>
                     <a:prstGeom prst="rect">
                       <a:avLst/>
@@ -1746,9 +1746,6 @@
     <w:p>
       <w:pPr>
         <w:pStyle w:val="ab"/>
-        <w:rPr>
-          <w:lang w:val="en-US"/>
-        </w:rPr>
       </w:pPr>
       <w:r>
         <w:t xml:space="preserve">Рисунок </w:t>
@@ -1773,6 +1770,17 @@
       </w:r>
       <w:r>
         <w:t xml:space="preserve"> – Результат умножения матриц</w:t>
+      </w:r>
+    </w:p>
+    <w:p>
+      <w:pPr>
+        <w:pStyle w:val="a2"/>
+      </w:pPr>
+      <w:r>
+        <w:t>Поскольку верхние вершины находятся непосредственно над нижними, происходит наложение и в проекции получается так, что в одной точке две вершины: верхняя и нижняя</w:t>
+      </w:r>
+      <w:r>
+        <w:t>.</w:t>
       </w:r>
     </w:p>
     <w:p>
@@ -1786,11 +1794,12 @@
         <w:rPr>
           <w:noProof/>
         </w:rPr>
+        <w:lastRenderedPageBreak/>
         <w:drawing>
-          <wp:inline distT="0" distB="0" distL="0" distR="0" wp14:anchorId="3C4696E3" wp14:editId="5A74C376">
-            <wp:extent cx="2429302" cy="2487340"/>
-            <wp:effectExtent l="0" t="0" r="9525" b="8255"/>
-            <wp:docPr id="20" name="Рисунок 20"/>
+          <wp:inline distT="0" distB="0" distL="0" distR="0" wp14:anchorId="6A887E32" wp14:editId="296FD988">
+            <wp:extent cx="2923803" cy="2914650"/>
+            <wp:effectExtent l="0" t="0" r="0" b="0"/>
+            <wp:docPr id="5" name="Рисунок 5"/>
             <wp:cNvGraphicFramePr>
               <a:graphicFrameLocks xmlns:a="http://schemas.openxmlformats.org/drawingml/2006/main" noChangeAspect="1"/>
             </wp:cNvGraphicFramePr>
@@ -1810,7 +1819,7 @@
                   <pic:spPr>
                     <a:xfrm>
                       <a:off x="0" y="0"/>
-                      <a:ext cx="2432276" cy="2490385"/>
+                      <a:ext cx="2935757" cy="2926567"/>
                     </a:xfrm>
                     <a:prstGeom prst="rect">
                       <a:avLst/>
